--- a/data/revised_2026-10_full/outputs/v2/Maths/SS1.2_Indices/Mathematics_Indices_FinalExplanation_TeacherKey.docx
+++ b/data/revised_2026-10_full/outputs/v2/Maths/SS1.2_Indices/Mathematics_Indices_FinalExplanation_TeacherKey.docx
@@ -1738,7 +1738,7 @@
         </w:rPr>
         <w:t xml:space="preserve">© 2026 SeaVuria and ARES. This work is licensed under a </w:t>
       </w:r>
-      <w:hyperlink w:history="1" r:id="rIdj2sfzmrzm_sru-8pm7_f-">
+      <w:hyperlink w:history="1" r:id="rId2phfy5qthgqdkdsyu83yx">
         <w:r>
           <w:rPr>
             <w:rFonts w:ascii="Arial" w:cs="Arial" w:eastAsia="Arial" w:hAnsi="Arial"/>
@@ -1758,7 +1758,7 @@
         </w:rPr>
         <w:t xml:space="preserve"> (</w:t>
       </w:r>
-      <w:hyperlink w:history="1" r:id="rIdyycv3n7o45tvpu8mtp0lu">
+      <w:hyperlink w:history="1" r:id="rId4wsqdjkwqzv4dmwrm1ids">
         <w:r>
           <w:rPr>
             <w:rFonts w:ascii="Arial" w:cs="Arial" w:eastAsia="Arial" w:hAnsi="Arial"/>
@@ -1778,7 +1778,7 @@
         </w:rPr>
         <w:t xml:space="preserve">). To view a copy of this license, visit </w:t>
       </w:r>
-      <w:hyperlink w:history="1" r:id="rIdbmtpispxcek0q5ugbfkgd">
+      <w:hyperlink w:history="1" r:id="rIdiy2etnaa0szvhbwudpulh">
         <w:r>
           <w:rPr>
             <w:rFonts w:ascii="Arial" w:cs="Arial" w:eastAsia="Arial" w:hAnsi="Arial"/>
